--- a/API_Test_Plan_ContactList.docx
+++ b/API_Test_Plan_ContactList.docx
@@ -202,320 +202,281 @@
         <w:pStyle w:val="Heading2"/>
       </w:pPr>
       <w:r>
-        <w:t>3.1 In Scope</w:t>
-      </w:r>
-    </w:p>
-    <w:tbl>
-      <w:tblPr>
-        <w:tblW w:w="9360" w:type="dxa"/>
-        <w:tblBorders>
-          <w:top w:val="single" w:sz="4" w:space="0" w:color="auto"/>
-          <w:left w:val="single" w:sz="4" w:space="0" w:color="auto"/>
-          <w:bottom w:val="single" w:sz="4" w:space="0" w:color="auto"/>
-          <w:right w:val="single" w:sz="4" w:space="0" w:color="auto"/>
-          <w:insideH w:val="single" w:sz="4" w:space="0" w:color="auto"/>
-          <w:insideV w:val="single" w:sz="4" w:space="0" w:color="auto"/>
-        </w:tblBorders>
-        <w:tblCellMar>
-          <w:left w:w="10" w:type="dxa"/>
-          <w:right w:w="10" w:type="dxa"/>
-        </w:tblCellMar>
-        <w:tblLook w:val="04A0" w:firstRow="1" w:lastRow="0" w:firstColumn="1" w:lastColumn="0" w:noHBand="0" w:noVBand="1"/>
-      </w:tblPr>
-      <w:tblGrid>
-        <w:gridCol w:w="3000"/>
-        <w:gridCol w:w="6360"/>
-      </w:tblGrid>
-      <w:tr>
-        <w:trPr>
-          <w:tblHeader/>
-        </w:trPr>
-        <w:tc>
-          <w:tcPr>
-            <w:tcW w:w="3000" w:type="dxa"/>
-            <w:tcBorders>
-              <w:top w:val="single" w:sz="1" w:space="0" w:color="1F4E79"/>
-              <w:left w:val="single" w:sz="1" w:space="0" w:color="1F4E79"/>
-              <w:bottom w:val="single" w:sz="1" w:space="0" w:color="1F4E79"/>
-              <w:right w:val="single" w:sz="1" w:space="0" w:color="1F4E79"/>
-            </w:tcBorders>
-            <w:shd w:val="clear" w:color="auto" w:fill="1F4E79"/>
-            <w:tcMar>
-              <w:top w:w="80" w:type="dxa"/>
-              <w:left w:w="120" w:type="dxa"/>
-              <w:bottom w:w="80" w:type="dxa"/>
-              <w:right w:w="120" w:type="dxa"/>
-            </w:tcMar>
-          </w:tcPr>
-          <w:p>
-            <w:r>
-              <w:rPr>
-                <w:b/>
-                <w:bCs/>
-                <w:color w:val="FFFFFF"/>
-                <w:sz w:val="20"/>
-                <w:szCs w:val="20"/>
-              </w:rPr>
-              <w:t>Module</w:t>
-            </w:r>
-          </w:p>
-        </w:tc>
-        <w:tc>
-          <w:tcPr>
-            <w:tcW w:w="6360" w:type="dxa"/>
-            <w:tcBorders>
-              <w:top w:val="single" w:sz="1" w:space="0" w:color="1F4E79"/>
-              <w:left w:val="single" w:sz="1" w:space="0" w:color="1F4E79"/>
-              <w:bottom w:val="single" w:sz="1" w:space="0" w:color="1F4E79"/>
-              <w:right w:val="single" w:sz="1" w:space="0" w:color="1F4E79"/>
-            </w:tcBorders>
-            <w:shd w:val="clear" w:color="auto" w:fill="1F4E79"/>
-            <w:tcMar>
-              <w:top w:w="80" w:type="dxa"/>
-              <w:left w:w="120" w:type="dxa"/>
-              <w:bottom w:w="80" w:type="dxa"/>
-              <w:right w:w="120" w:type="dxa"/>
-            </w:tcMar>
-          </w:tcPr>
-          <w:p>
-            <w:r>
-              <w:rPr>
-                <w:b/>
-                <w:bCs/>
-                <w:color w:val="FFFFFF"/>
-                <w:sz w:val="20"/>
-                <w:szCs w:val="20"/>
-              </w:rPr>
-              <w:t>Endpoints Covered</w:t>
-            </w:r>
-          </w:p>
-        </w:tc>
-      </w:tr>
-      <w:tr>
-        <w:tc>
-          <w:tcPr>
-            <w:tcW w:w="3000" w:type="dxa"/>
-            <w:tcBorders>
-              <w:top w:val="single" w:sz="1" w:space="0" w:color="CCCCCC"/>
-              <w:left w:val="single" w:sz="1" w:space="0" w:color="CCCCCC"/>
-              <w:bottom w:val="single" w:sz="1" w:space="0" w:color="CCCCCC"/>
-              <w:right w:val="single" w:sz="1" w:space="0" w:color="CCCCCC"/>
-            </w:tcBorders>
-            <w:shd w:val="clear" w:color="auto" w:fill="F5F8FC"/>
-            <w:tcMar>
-              <w:top w:w="80" w:type="dxa"/>
-              <w:left w:w="120" w:type="dxa"/>
-              <w:bottom w:w="80" w:type="dxa"/>
-              <w:right w:w="120" w:type="dxa"/>
-            </w:tcMar>
-          </w:tcPr>
-          <w:p>
-            <w:r>
-              <w:rPr>
-                <w:sz w:val="20"/>
-                <w:szCs w:val="20"/>
-              </w:rPr>
-              <w:t>User Management</w:t>
-            </w:r>
-          </w:p>
-        </w:tc>
-        <w:tc>
-          <w:tcPr>
-            <w:tcW w:w="6360" w:type="dxa"/>
-            <w:tcBorders>
-              <w:top w:val="single" w:sz="1" w:space="0" w:color="CCCCCC"/>
-              <w:left w:val="single" w:sz="1" w:space="0" w:color="CCCCCC"/>
-              <w:bottom w:val="single" w:sz="1" w:space="0" w:color="CCCCCC"/>
-              <w:right w:val="single" w:sz="1" w:space="0" w:color="CCCCCC"/>
-            </w:tcBorders>
-            <w:shd w:val="clear" w:color="auto" w:fill="F5F8FC"/>
-            <w:tcMar>
-              <w:top w:w="80" w:type="dxa"/>
-              <w:left w:w="120" w:type="dxa"/>
-              <w:bottom w:w="80" w:type="dxa"/>
-              <w:right w:w="120" w:type="dxa"/>
-            </w:tcMar>
-          </w:tcPr>
-          <w:p>
-            <w:r>
-              <w:rPr>
-                <w:sz w:val="20"/>
-                <w:szCs w:val="20"/>
-              </w:rPr>
-              <w:t>Add User, Login, Get Profile, Update User, Logout, Delete User</w:t>
-            </w:r>
-          </w:p>
-        </w:tc>
-      </w:tr>
-      <w:tr>
-        <w:tc>
-          <w:tcPr>
-            <w:tcW w:w="3000" w:type="dxa"/>
-            <w:tcBorders>
-              <w:top w:val="single" w:sz="1" w:space="0" w:color="CCCCCC"/>
-              <w:left w:val="single" w:sz="1" w:space="0" w:color="CCCCCC"/>
-              <w:bottom w:val="single" w:sz="1" w:space="0" w:color="CCCCCC"/>
-              <w:right w:val="single" w:sz="1" w:space="0" w:color="CCCCCC"/>
-            </w:tcBorders>
-            <w:shd w:val="clear" w:color="auto" w:fill="FFFFFF"/>
-            <w:tcMar>
-              <w:top w:w="80" w:type="dxa"/>
-              <w:left w:w="120" w:type="dxa"/>
-              <w:bottom w:w="80" w:type="dxa"/>
-              <w:right w:w="120" w:type="dxa"/>
-            </w:tcMar>
-          </w:tcPr>
-          <w:p>
-            <w:r>
-              <w:rPr>
-                <w:sz w:val="20"/>
-                <w:szCs w:val="20"/>
-              </w:rPr>
-              <w:t>Contact Management</w:t>
-            </w:r>
-          </w:p>
-        </w:tc>
-        <w:tc>
-          <w:tcPr>
-            <w:tcW w:w="6360" w:type="dxa"/>
-            <w:tcBorders>
-              <w:top w:val="single" w:sz="1" w:space="0" w:color="CCCCCC"/>
-              <w:left w:val="single" w:sz="1" w:space="0" w:color="CCCCCC"/>
-              <w:bottom w:val="single" w:sz="1" w:space="0" w:color="CCCCCC"/>
-              <w:right w:val="single" w:sz="1" w:space="0" w:color="CCCCCC"/>
-            </w:tcBorders>
-            <w:shd w:val="clear" w:color="auto" w:fill="FFFFFF"/>
-            <w:tcMar>
-              <w:top w:w="80" w:type="dxa"/>
-              <w:left w:w="120" w:type="dxa"/>
-              <w:bottom w:w="80" w:type="dxa"/>
-              <w:right w:w="120" w:type="dxa"/>
-            </w:tcMar>
-          </w:tcPr>
-          <w:p>
-            <w:r>
-              <w:rPr>
-                <w:sz w:val="20"/>
-                <w:szCs w:val="20"/>
-              </w:rPr>
-              <w:t>Add Contact, Get All Contacts, Get Single Contact, Full Update (PUT), Partial Update (PATCH), Delete Contact</w:t>
-            </w:r>
-          </w:p>
-        </w:tc>
-      </w:tr>
-      <w:tr>
-        <w:tc>
-          <w:tcPr>
-            <w:tcW w:w="3000" w:type="dxa"/>
-            <w:tcBorders>
-              <w:top w:val="single" w:sz="1" w:space="0" w:color="CCCCCC"/>
-              <w:left w:val="single" w:sz="1" w:space="0" w:color="CCCCCC"/>
-              <w:bottom w:val="single" w:sz="1" w:space="0" w:color="CCCCCC"/>
-              <w:right w:val="single" w:sz="1" w:space="0" w:color="CCCCCC"/>
-            </w:tcBorders>
-            <w:shd w:val="clear" w:color="auto" w:fill="F5F8FC"/>
-            <w:tcMar>
-              <w:top w:w="80" w:type="dxa"/>
-              <w:left w:w="120" w:type="dxa"/>
-              <w:bottom w:w="80" w:type="dxa"/>
-              <w:right w:w="120" w:type="dxa"/>
-            </w:tcMar>
-          </w:tcPr>
-          <w:p>
-            <w:r>
-              <w:rPr>
-                <w:sz w:val="20"/>
-                <w:szCs w:val="20"/>
-              </w:rPr>
-              <w:t>Authentication</w:t>
-            </w:r>
-          </w:p>
-        </w:tc>
-        <w:tc>
-          <w:tcPr>
-            <w:tcW w:w="6360" w:type="dxa"/>
-            <w:tcBorders>
-              <w:top w:val="single" w:sz="1" w:space="0" w:color="CCCCCC"/>
-              <w:left w:val="single" w:sz="1" w:space="0" w:color="CCCCCC"/>
-              <w:bottom w:val="single" w:sz="1" w:space="0" w:color="CCCCCC"/>
-              <w:right w:val="single" w:sz="1" w:space="0" w:color="CCCCCC"/>
-            </w:tcBorders>
-            <w:shd w:val="clear" w:color="auto" w:fill="F5F8FC"/>
-            <w:tcMar>
-              <w:top w:w="80" w:type="dxa"/>
-              <w:left w:w="120" w:type="dxa"/>
-              <w:bottom w:w="80" w:type="dxa"/>
-              <w:right w:w="120" w:type="dxa"/>
-            </w:tcMar>
-          </w:tcPr>
-          <w:p>
-            <w:r>
-              <w:rPr>
-                <w:sz w:val="20"/>
-                <w:szCs w:val="20"/>
-              </w:rPr>
-              <w:t>Bearer token issuance, usage, and invalidation across all protected endpoints</w:t>
-            </w:r>
-          </w:p>
-        </w:tc>
-      </w:tr>
-      <w:tr>
-        <w:tc>
-          <w:tcPr>
-            <w:tcW w:w="3000" w:type="dxa"/>
-            <w:tcBorders>
-              <w:top w:val="single" w:sz="1" w:space="0" w:color="CCCCCC"/>
-              <w:left w:val="single" w:sz="1" w:space="0" w:color="CCCCCC"/>
-              <w:bottom w:val="single" w:sz="1" w:space="0" w:color="CCCCCC"/>
-              <w:right w:val="single" w:sz="1" w:space="0" w:color="CCCCCC"/>
-            </w:tcBorders>
-            <w:shd w:val="clear" w:color="auto" w:fill="FFFFFF"/>
-            <w:tcMar>
-              <w:top w:w="80" w:type="dxa"/>
-              <w:left w:w="120" w:type="dxa"/>
-              <w:bottom w:w="80" w:type="dxa"/>
-              <w:right w:w="120" w:type="dxa"/>
-            </w:tcMar>
-          </w:tcPr>
-          <w:p>
-            <w:r>
-              <w:rPr>
-                <w:sz w:val="20"/>
-                <w:szCs w:val="20"/>
-              </w:rPr>
-              <w:t>Error Handling</w:t>
-            </w:r>
-          </w:p>
-        </w:tc>
-        <w:tc>
-          <w:tcPr>
-            <w:tcW w:w="6360" w:type="dxa"/>
-            <w:tcBorders>
-              <w:top w:val="single" w:sz="1" w:space="0" w:color="CCCCCC"/>
-              <w:left w:val="single" w:sz="1" w:space="0" w:color="CCCCCC"/>
-              <w:bottom w:val="single" w:sz="1" w:space="0" w:color="CCCCCC"/>
-              <w:right w:val="single" w:sz="1" w:space="0" w:color="CCCCCC"/>
-            </w:tcBorders>
-            <w:shd w:val="clear" w:color="auto" w:fill="FFFFFF"/>
-            <w:tcMar>
-              <w:top w:w="80" w:type="dxa"/>
-              <w:left w:w="120" w:type="dxa"/>
-              <w:bottom w:w="80" w:type="dxa"/>
-              <w:right w:w="120" w:type="dxa"/>
-            </w:tcMar>
-          </w:tcPr>
-          <w:p>
-            <w:r>
-              <w:rPr>
-                <w:sz w:val="20"/>
-                <w:szCs w:val="20"/>
-              </w:rPr>
-              <w:t>Invalid inputs, missing auth, wrong IDs, duplicate emails</w:t>
-            </w:r>
-          </w:p>
-        </w:tc>
-      </w:tr>
-    </w:tbl>
+        <w:t xml:space="preserve">3.1 </w:t>
+      </w:r>
+      <w:r>
+        <w:t>In Scope</w:t>
+      </w:r>
+    </w:p>
+    <w:p>
+      <w:pPr>
+        <w:pStyle w:val="ListParagraph"/>
+        <w:numPr>
+          <w:ilvl w:val="0"/>
+          <w:numId w:val="9"/>
+        </w:numPr>
+      </w:pPr>
+      <w:r>
+        <w:t xml:space="preserve">User Management </w:t>
+      </w:r>
+    </w:p>
+    <w:p>
+      <w:pPr>
+        <w:pStyle w:val="ListParagraph"/>
+        <w:numPr>
+          <w:ilvl w:val="1"/>
+          <w:numId w:val="9"/>
+        </w:numPr>
+      </w:pPr>
+      <w:r>
+        <w:t xml:space="preserve">Add User </w:t>
+      </w:r>
+    </w:p>
+    <w:p>
+      <w:pPr>
+        <w:pStyle w:val="ListParagraph"/>
+        <w:numPr>
+          <w:ilvl w:val="1"/>
+          <w:numId w:val="9"/>
+        </w:numPr>
+      </w:pPr>
+      <w:r>
+        <w:t>Login, Get Profile</w:t>
+      </w:r>
+    </w:p>
+    <w:p>
+      <w:pPr>
+        <w:pStyle w:val="ListParagraph"/>
+        <w:numPr>
+          <w:ilvl w:val="1"/>
+          <w:numId w:val="9"/>
+        </w:numPr>
+      </w:pPr>
+      <w:r>
+        <w:t>Update User</w:t>
+      </w:r>
+    </w:p>
+    <w:p>
+      <w:pPr>
+        <w:pStyle w:val="ListParagraph"/>
+        <w:numPr>
+          <w:ilvl w:val="1"/>
+          <w:numId w:val="9"/>
+        </w:numPr>
+      </w:pPr>
+      <w:r>
+        <w:t>Logout</w:t>
+      </w:r>
+      <w:r>
+        <w:t xml:space="preserve"> </w:t>
+      </w:r>
+    </w:p>
+    <w:p>
+      <w:pPr>
+        <w:pStyle w:val="ListParagraph"/>
+        <w:numPr>
+          <w:ilvl w:val="1"/>
+          <w:numId w:val="9"/>
+        </w:numPr>
+      </w:pPr>
+      <w:r>
+        <w:t>Delete User</w:t>
+      </w:r>
+    </w:p>
+    <w:p>
+      <w:pPr>
+        <w:pStyle w:val="ListParagraph"/>
+        <w:numPr>
+          <w:ilvl w:val="0"/>
+          <w:numId w:val="9"/>
+        </w:numPr>
+      </w:pPr>
+      <w:r>
+        <w:t xml:space="preserve">Contact Management </w:t>
+      </w:r>
+    </w:p>
+    <w:p>
+      <w:pPr>
+        <w:pStyle w:val="ListParagraph"/>
+        <w:numPr>
+          <w:ilvl w:val="1"/>
+          <w:numId w:val="9"/>
+        </w:numPr>
+      </w:pPr>
+      <w:r>
+        <w:t>Add Contact</w:t>
+      </w:r>
+    </w:p>
+    <w:p>
+      <w:pPr>
+        <w:pStyle w:val="ListParagraph"/>
+        <w:numPr>
+          <w:ilvl w:val="1"/>
+          <w:numId w:val="9"/>
+        </w:numPr>
+      </w:pPr>
+      <w:r>
+        <w:t>Get All Contacts</w:t>
+      </w:r>
+    </w:p>
+    <w:p>
+      <w:pPr>
+        <w:pStyle w:val="ListParagraph"/>
+        <w:numPr>
+          <w:ilvl w:val="1"/>
+          <w:numId w:val="9"/>
+        </w:numPr>
+      </w:pPr>
+      <w:r>
+        <w:t>Get Single Contact</w:t>
+      </w:r>
+    </w:p>
+    <w:p>
+      <w:pPr>
+        <w:pStyle w:val="ListParagraph"/>
+        <w:numPr>
+          <w:ilvl w:val="1"/>
+          <w:numId w:val="9"/>
+        </w:numPr>
+      </w:pPr>
+      <w:r>
+        <w:t>Full Update (PUT)</w:t>
+      </w:r>
+    </w:p>
+    <w:p>
+      <w:pPr>
+        <w:pStyle w:val="ListParagraph"/>
+        <w:numPr>
+          <w:ilvl w:val="1"/>
+          <w:numId w:val="9"/>
+        </w:numPr>
+      </w:pPr>
+      <w:r>
+        <w:t>Partial Update (PATCH)</w:t>
+      </w:r>
+    </w:p>
+    <w:p>
+      <w:pPr>
+        <w:pStyle w:val="ListParagraph"/>
+        <w:numPr>
+          <w:ilvl w:val="1"/>
+          <w:numId w:val="9"/>
+        </w:numPr>
+      </w:pPr>
+      <w:r>
+        <w:t>Delete Contact</w:t>
+      </w:r>
+    </w:p>
+    <w:p>
+      <w:pPr>
+        <w:pStyle w:val="ListParagraph"/>
+        <w:numPr>
+          <w:ilvl w:val="0"/>
+          <w:numId w:val="9"/>
+        </w:numPr>
+      </w:pPr>
+      <w:r>
+        <w:t>Authentication</w:t>
+      </w:r>
+      <w:r>
+        <w:t>:</w:t>
+      </w:r>
+      <w:r>
+        <w:t xml:space="preserve"> Bearer token issuance, usage, and invalidation across all protected endpoints</w:t>
+      </w:r>
+    </w:p>
+    <w:p>
+      <w:pPr>
+        <w:pStyle w:val="ListParagraph"/>
+        <w:numPr>
+          <w:ilvl w:val="0"/>
+          <w:numId w:val="9"/>
+        </w:numPr>
+      </w:pPr>
+      <w:r>
+        <w:t>Error Handling</w:t>
+      </w:r>
+      <w:r>
+        <w:t xml:space="preserve">: </w:t>
+      </w:r>
+      <w:r>
+        <w:t>Invalid inputs, missing auth, wrong IDs, duplicate emails</w:t>
+      </w:r>
+    </w:p>
+    <w:p>
+      <w:pPr>
+        <w:pStyle w:val="Heading2"/>
+      </w:pPr>
+    </w:p>
+    <w:p>
+      <w:pPr>
+        <w:pStyle w:val="Heading2"/>
+      </w:pPr>
+      <w:r>
+        <w:lastRenderedPageBreak/>
+        <w:t>3.2 Out of Scope</w:t>
+      </w:r>
+    </w:p>
+    <w:p>
+      <w:pPr>
+        <w:pStyle w:val="ListParagraph"/>
+        <w:numPr>
+          <w:ilvl w:val="0"/>
+          <w:numId w:val="4"/>
+        </w:numPr>
+      </w:pPr>
+      <w:r>
+        <w:t>Performance and load testing</w:t>
+      </w:r>
+    </w:p>
+    <w:p>
+      <w:pPr>
+        <w:pStyle w:val="ListParagraph"/>
+        <w:numPr>
+          <w:ilvl w:val="0"/>
+          <w:numId w:val="4"/>
+        </w:numPr>
+      </w:pPr>
+      <w:r>
+        <w:t>Security / penetration testing</w:t>
+      </w:r>
+    </w:p>
+    <w:p>
+      <w:pPr>
+        <w:pStyle w:val="ListParagraph"/>
+        <w:numPr>
+          <w:ilvl w:val="0"/>
+          <w:numId w:val="4"/>
+        </w:numPr>
+      </w:pPr>
+      <w:r>
+        <w:t>UI / frontend testing</w:t>
+      </w:r>
+    </w:p>
+    <w:p>
+      <w:pPr>
+        <w:pStyle w:val="ListParagraph"/>
+        <w:numPr>
+          <w:ilvl w:val="0"/>
+          <w:numId w:val="4"/>
+        </w:numPr>
+      </w:pPr>
+      <w:r>
+        <w:t>Automated regression testing</w:t>
+      </w:r>
+    </w:p>
+    <w:p>
+      <w:pPr>
+        <w:pStyle w:val="ListParagraph"/>
+        <w:numPr>
+          <w:ilvl w:val="0"/>
+          <w:numId w:val="4"/>
+        </w:numPr>
+      </w:pPr>
+      <w:r>
+        <w:t>Database-level validation</w:t>
+      </w:r>
+    </w:p>
     <w:p>
       <w:pPr>
         <w:spacing w:after="160"/>
@@ -523,10 +484,34 @@
     </w:p>
     <w:p>
       <w:pPr>
-        <w:pStyle w:val="Heading2"/>
-      </w:pPr>
-      <w:r>
-        <w:t>3.2 Out of Scope</w:t>
+        <w:pStyle w:val="Heading1"/>
+        <w:pBdr>
+          <w:bottom w:val="none" w:sz="0" w:space="0" w:color="auto"/>
+        </w:pBdr>
+      </w:pPr>
+      <w:r>
+        <w:t>4. Test Approach</w:t>
+      </w:r>
+    </w:p>
+    <w:p>
+      <w:pPr>
+        <w:spacing w:after="120"/>
+      </w:pPr>
+      <w:r>
+        <w:t>All testing will be performed manually using Postman. Tests will be organized into a Postman Collection with folders per module. Environment variables will be used to manage the base URL and bearer token between requests.</w:t>
+      </w:r>
+    </w:p>
+    <w:p>
+      <w:pPr>
+        <w:spacing w:after="160"/>
+      </w:pPr>
+    </w:p>
+    <w:p>
+      <w:pPr>
+        <w:spacing w:after="120"/>
+      </w:pPr>
+      <w:r>
+        <w:t>Testing approach per scenario:</w:t>
       </w:r>
     </w:p>
     <w:p>
@@ -538,7 +523,13 @@
         </w:numPr>
       </w:pPr>
       <w:r>
-        <w:t>Performance and load testing</w:t>
+        <w:t>Happy path</w:t>
+      </w:r>
+      <w:r>
+        <w:t xml:space="preserve">: </w:t>
+      </w:r>
+      <w:r>
+        <w:t>valid inputs, correct auth, expected success responses.</w:t>
       </w:r>
     </w:p>
     <w:p>
@@ -550,7 +541,26 @@
         </w:numPr>
       </w:pPr>
       <w:r>
-        <w:t>Security / penetration testing</w:t>
+        <w:t>Negative path</w:t>
+      </w:r>
+      <w:r>
+        <w:t xml:space="preserve">: </w:t>
+      </w:r>
+      <w:r>
+        <w:t>invalid data, missing fields, wrong/expired tokens, non-existent IDs.</w:t>
+      </w:r>
+    </w:p>
+    <w:p>
+      <w:pPr>
+        <w:spacing w:after="160"/>
+      </w:pPr>
+    </w:p>
+    <w:p>
+      <w:pPr>
+        <w:spacing w:after="120"/>
+      </w:pPr>
+      <w:r>
+        <w:t>Postman setup:</w:t>
       </w:r>
     </w:p>
     <w:p>
@@ -562,7 +572,7 @@
         </w:numPr>
       </w:pPr>
       <w:r>
-        <w:t>UI / frontend testing</w:t>
+        <w:t>Base URL stored as environment variable: {{baseUrl}}</w:t>
       </w:r>
     </w:p>
     <w:p>
@@ -574,7 +584,7 @@
         </w:numPr>
       </w:pPr>
       <w:r>
-        <w:t>Automated regression testing</w:t>
+        <w:t>Token captured automatically from login/register response via test script and stored as {{token}}</w:t>
       </w:r>
     </w:p>
     <w:p>
@@ -586,148 +596,99 @@
         </w:numPr>
       </w:pPr>
       <w:r>
-        <w:t>Database-level validation</w:t>
-      </w:r>
-    </w:p>
-    <w:p>
-      <w:pPr>
-        <w:spacing w:after="160"/>
-      </w:pPr>
-    </w:p>
-    <w:p>
-      <w:pPr>
-        <w:pStyle w:val="Heading1"/>
-        <w:pBdr>
-          <w:bottom w:val="none" w:sz="0" w:space="0" w:color="auto"/>
-        </w:pBdr>
-      </w:pPr>
-      <w:r>
-        <w:lastRenderedPageBreak/>
-        <w:t>4. Test Approach</w:t>
-      </w:r>
-    </w:p>
-    <w:p>
-      <w:pPr>
-        <w:spacing w:after="120"/>
-      </w:pPr>
-      <w:r>
-        <w:t>All testing will be performed manually using Postman. Tests will be organized into a Postman Collection with folders per module. Environment variables will be used to manage the base URL and bearer token between requests.</w:t>
-      </w:r>
-    </w:p>
-    <w:p>
-      <w:pPr>
-        <w:spacing w:after="160"/>
-      </w:pPr>
-    </w:p>
-    <w:p>
-      <w:pPr>
-        <w:spacing w:after="120"/>
-      </w:pPr>
-      <w:r>
-        <w:t>Testing approach per scenario:</w:t>
-      </w:r>
-    </w:p>
-    <w:p>
-      <w:pPr>
-        <w:pStyle w:val="ListParagraph"/>
+        <w:t>contactId captured and stored as {{contactId}} for downstream requests</w:t>
+      </w:r>
+    </w:p>
+    <w:p>
+      <w:pPr>
+        <w:pStyle w:val="NormalWeb"/>
         <w:numPr>
           <w:ilvl w:val="0"/>
           <w:numId w:val="2"/>
         </w:numPr>
-      </w:pPr>
-      <w:r>
-        <w:t>Happy path</w:t>
-      </w:r>
-      <w:r>
-        <w:t xml:space="preserve">: </w:t>
-      </w:r>
-      <w:r>
-        <w:t>valid inputs, correct auth, expected success responses.</w:t>
-      </w:r>
-    </w:p>
-    <w:p>
-      <w:pPr>
-        <w:pStyle w:val="ListParagraph"/>
+        <w:rPr>
+          <w:rFonts w:asciiTheme="minorBidi" w:hAnsiTheme="minorBidi" w:cstheme="minorBidi"/>
+          <w:sz w:val="22"/>
+          <w:szCs w:val="22"/>
+        </w:rPr>
+      </w:pPr>
+      <w:r>
+        <w:rPr>
+          <w:rFonts w:asciiTheme="minorBidi" w:hAnsiTheme="minorBidi" w:cstheme="minorBidi"/>
+          <w:sz w:val="22"/>
+          <w:szCs w:val="22"/>
+        </w:rPr>
+        <w:t>Using Postman scripts so any request can be independent and doesn’t need another test case request output</w:t>
+      </w:r>
+    </w:p>
+    <w:p>
+      <w:pPr>
+        <w:pStyle w:val="NormalWeb"/>
         <w:numPr>
           <w:ilvl w:val="0"/>
           <w:numId w:val="2"/>
         </w:numPr>
-      </w:pPr>
-      <w:r>
-        <w:t>Negative path</w:t>
-      </w:r>
-      <w:r>
-        <w:t xml:space="preserve">: </w:t>
-      </w:r>
-      <w:r>
-        <w:t>invalid data, missing fields, wrong/expired tokens, non-existent IDs.</w:t>
-      </w:r>
-    </w:p>
-    <w:p>
-      <w:pPr>
-        <w:pStyle w:val="ListParagraph"/>
-        <w:numPr>
-          <w:ilvl w:val="0"/>
-          <w:numId w:val="2"/>
-        </w:numPr>
-      </w:pPr>
-      <w:r>
-        <w:t>Boundary cases</w:t>
-      </w:r>
-      <w:r>
-        <w:t xml:space="preserve">: </w:t>
-      </w:r>
-      <w:r>
-        <w:t>minimum field lengths, empty optional fields.</w:t>
-      </w:r>
-    </w:p>
-    <w:p>
-      <w:pPr>
-        <w:spacing w:after="160"/>
-      </w:pPr>
-    </w:p>
-    <w:p>
-      <w:pPr>
-        <w:spacing w:after="120"/>
-      </w:pPr>
-      <w:r>
-        <w:t>Postman setup:</w:t>
-      </w:r>
-    </w:p>
-    <w:p>
-      <w:pPr>
-        <w:pStyle w:val="ListParagraph"/>
-        <w:numPr>
-          <w:ilvl w:val="0"/>
-          <w:numId w:val="2"/>
-        </w:numPr>
-      </w:pPr>
-      <w:r>
-        <w:t>Base URL stored as environment variable: {{baseUrl}}</w:t>
-      </w:r>
-    </w:p>
-    <w:p>
-      <w:pPr>
-        <w:pStyle w:val="ListParagraph"/>
-        <w:numPr>
-          <w:ilvl w:val="0"/>
-          <w:numId w:val="2"/>
-        </w:numPr>
-      </w:pPr>
-      <w:r>
-        <w:t>Token captured automatically from login/register response via test script and stored as {{token}}</w:t>
-      </w:r>
-    </w:p>
-    <w:p>
-      <w:pPr>
-        <w:pStyle w:val="ListParagraph"/>
-        <w:numPr>
-          <w:ilvl w:val="0"/>
-          <w:numId w:val="2"/>
-        </w:numPr>
-      </w:pPr>
-      <w:r>
-        <w:t>contactId captured and stored as {{contactId}} for downstream requests</w:t>
+        <w:rPr>
+          <w:rFonts w:asciiTheme="minorBidi" w:hAnsiTheme="minorBidi" w:cstheme="minorBidi"/>
+          <w:sz w:val="22"/>
+          <w:szCs w:val="22"/>
+        </w:rPr>
+      </w:pPr>
+      <w:r>
+        <w:rPr>
+          <w:rFonts w:asciiTheme="minorBidi" w:hAnsiTheme="minorBidi" w:cstheme="minorBidi"/>
+          <w:sz w:val="22"/>
+          <w:szCs w:val="22"/>
+        </w:rPr>
+        <w:t xml:space="preserve">We can use a post request as </w:t>
+      </w:r>
+      <w:r>
+        <w:rPr>
+          <w:rFonts w:asciiTheme="minorBidi" w:hAnsiTheme="minorBidi" w:cstheme="minorBidi"/>
+          <w:sz w:val="22"/>
+          <w:szCs w:val="22"/>
+        </w:rPr>
+        <w:t>a precondition for a list of tasks,</w:t>
+      </w:r>
+      <w:r>
+        <w:rPr>
+          <w:rFonts w:asciiTheme="minorBidi" w:hAnsiTheme="minorBidi" w:cstheme="minorBidi"/>
+          <w:sz w:val="22"/>
+          <w:szCs w:val="22"/>
+        </w:rPr>
+        <w:t xml:space="preserve"> for example</w:t>
+      </w:r>
+      <w:r>
+        <w:rPr>
+          <w:rFonts w:asciiTheme="minorBidi" w:hAnsiTheme="minorBidi" w:cstheme="minorBidi"/>
+          <w:sz w:val="22"/>
+          <w:szCs w:val="22"/>
+        </w:rPr>
+        <w:t xml:space="preserve"> the contact test cases </w:t>
+      </w:r>
+      <w:r>
+        <w:rPr>
+          <w:rFonts w:asciiTheme="minorBidi" w:hAnsiTheme="minorBidi" w:cstheme="minorBidi"/>
+          <w:sz w:val="22"/>
+          <w:szCs w:val="22"/>
+        </w:rPr>
+        <w:t>probably</w:t>
+      </w:r>
+      <w:r>
+        <w:rPr>
+          <w:rFonts w:asciiTheme="minorBidi" w:hAnsiTheme="minorBidi" w:cstheme="minorBidi"/>
+          <w:sz w:val="22"/>
+          <w:szCs w:val="22"/>
+        </w:rPr>
+        <w:t xml:space="preserve"> </w:t>
+      </w:r>
+      <w:r>
+        <w:rPr>
+          <w:rFonts w:asciiTheme="minorBidi" w:hAnsiTheme="minorBidi" w:cstheme="minorBidi"/>
+          <w:sz w:val="22"/>
+          <w:szCs w:val="22"/>
+        </w:rPr>
+        <w:t>need an auth token from a user post request</w:t>
       </w:r>
     </w:p>
     <w:p>
@@ -1126,6 +1087,7 @@
                 <w:sz w:val="20"/>
                 <w:szCs w:val="20"/>
               </w:rPr>
+              <w:lastRenderedPageBreak/>
               <w:t>Task</w:t>
             </w:r>
           </w:p>
@@ -1251,6 +1213,13 @@
                 <w:sz w:val="20"/>
                 <w:szCs w:val="20"/>
               </w:rPr>
+              <w:t xml:space="preserve">API </w:t>
+            </w:r>
+            <w:r>
+              <w:rPr>
+                <w:sz w:val="20"/>
+                <w:szCs w:val="20"/>
+              </w:rPr>
               <w:t>A</w:t>
             </w:r>
             <w:r>
@@ -1523,7 +1492,21 @@
                 <w:sz w:val="20"/>
                 <w:szCs w:val="20"/>
               </w:rPr>
-              <w:t>1 Day</w:t>
+              <w:t>2</w:t>
+            </w:r>
+            <w:r>
+              <w:rPr>
+                <w:sz w:val="20"/>
+                <w:szCs w:val="20"/>
+              </w:rPr>
+              <w:t xml:space="preserve"> Day</w:t>
+            </w:r>
+            <w:r>
+              <w:rPr>
+                <w:sz w:val="20"/>
+                <w:szCs w:val="20"/>
+              </w:rPr>
+              <w:t>s</w:t>
             </w:r>
           </w:p>
         </w:tc>
@@ -1577,7 +1560,21 @@
                 <w:sz w:val="20"/>
                 <w:szCs w:val="20"/>
               </w:rPr>
-              <w:t>14-April-26</w:t>
+              <w:t>1</w:t>
+            </w:r>
+            <w:r>
+              <w:rPr>
+                <w:sz w:val="20"/>
+                <w:szCs w:val="20"/>
+              </w:rPr>
+              <w:t>5</w:t>
+            </w:r>
+            <w:r>
+              <w:rPr>
+                <w:sz w:val="20"/>
+                <w:szCs w:val="20"/>
+              </w:rPr>
+              <w:t>-April-26</w:t>
             </w:r>
           </w:p>
         </w:tc>
@@ -2079,7 +2076,6 @@
         </w:pBdr>
       </w:pPr>
       <w:r>
-        <w:lastRenderedPageBreak/>
         <w:t>7. Roles &amp; Responsibilities</w:t>
       </w:r>
     </w:p>
@@ -2908,6 +2904,7 @@
                 <w:sz w:val="20"/>
                 <w:szCs w:val="20"/>
               </w:rPr>
+              <w:lastRenderedPageBreak/>
               <w:t>Category</w:t>
             </w:r>
           </w:p>
@@ -3319,7 +3316,6 @@
                 <w:sz w:val="20"/>
                 <w:szCs w:val="20"/>
               </w:rPr>
-              <w:lastRenderedPageBreak/>
               <w:t>Risk</w:t>
             </w:r>
           </w:p>
@@ -4212,6 +4208,119 @@
     </w:lvl>
   </w:abstractNum>
   <w:abstractNum w:abstractNumId="1" w15:restartNumberingAfterBreak="0">
+    <w:nsid w:val="18ED7E35"/>
+    <w:multiLevelType w:val="hybridMultilevel"/>
+    <w:tmpl w:val="2EAAA1B2"/>
+    <w:lvl w:ilvl="0" w:tplc="04090001">
+      <w:start w:val="1"/>
+      <w:numFmt w:val="bullet"/>
+      <w:lvlText w:val=""/>
+      <w:lvlJc w:val="left"/>
+      <w:pPr>
+        <w:ind w:left="1080" w:hanging="360"/>
+      </w:pPr>
+      <w:rPr>
+        <w:rFonts w:ascii="Symbol" w:hAnsi="Symbol" w:hint="default"/>
+      </w:rPr>
+    </w:lvl>
+    <w:lvl w:ilvl="1" w:tplc="04090003" w:tentative="1">
+      <w:start w:val="1"/>
+      <w:numFmt w:val="bullet"/>
+      <w:lvlText w:val="o"/>
+      <w:lvlJc w:val="left"/>
+      <w:pPr>
+        <w:ind w:left="1800" w:hanging="360"/>
+      </w:pPr>
+      <w:rPr>
+        <w:rFonts w:ascii="Courier New" w:hAnsi="Courier New" w:cs="Courier New" w:hint="default"/>
+      </w:rPr>
+    </w:lvl>
+    <w:lvl w:ilvl="2" w:tplc="04090005" w:tentative="1">
+      <w:start w:val="1"/>
+      <w:numFmt w:val="bullet"/>
+      <w:lvlText w:val=""/>
+      <w:lvlJc w:val="left"/>
+      <w:pPr>
+        <w:ind w:left="2520" w:hanging="360"/>
+      </w:pPr>
+      <w:rPr>
+        <w:rFonts w:ascii="Wingdings" w:hAnsi="Wingdings" w:hint="default"/>
+      </w:rPr>
+    </w:lvl>
+    <w:lvl w:ilvl="3" w:tplc="04090001" w:tentative="1">
+      <w:start w:val="1"/>
+      <w:numFmt w:val="bullet"/>
+      <w:lvlText w:val=""/>
+      <w:lvlJc w:val="left"/>
+      <w:pPr>
+        <w:ind w:left="3240" w:hanging="360"/>
+      </w:pPr>
+      <w:rPr>
+        <w:rFonts w:ascii="Symbol" w:hAnsi="Symbol" w:hint="default"/>
+      </w:rPr>
+    </w:lvl>
+    <w:lvl w:ilvl="4" w:tplc="04090003" w:tentative="1">
+      <w:start w:val="1"/>
+      <w:numFmt w:val="bullet"/>
+      <w:lvlText w:val="o"/>
+      <w:lvlJc w:val="left"/>
+      <w:pPr>
+        <w:ind w:left="3960" w:hanging="360"/>
+      </w:pPr>
+      <w:rPr>
+        <w:rFonts w:ascii="Courier New" w:hAnsi="Courier New" w:cs="Courier New" w:hint="default"/>
+      </w:rPr>
+    </w:lvl>
+    <w:lvl w:ilvl="5" w:tplc="04090005" w:tentative="1">
+      <w:start w:val="1"/>
+      <w:numFmt w:val="bullet"/>
+      <w:lvlText w:val=""/>
+      <w:lvlJc w:val="left"/>
+      <w:pPr>
+        <w:ind w:left="4680" w:hanging="360"/>
+      </w:pPr>
+      <w:rPr>
+        <w:rFonts w:ascii="Wingdings" w:hAnsi="Wingdings" w:hint="default"/>
+      </w:rPr>
+    </w:lvl>
+    <w:lvl w:ilvl="6" w:tplc="04090001" w:tentative="1">
+      <w:start w:val="1"/>
+      <w:numFmt w:val="bullet"/>
+      <w:lvlText w:val=""/>
+      <w:lvlJc w:val="left"/>
+      <w:pPr>
+        <w:ind w:left="5400" w:hanging="360"/>
+      </w:pPr>
+      <w:rPr>
+        <w:rFonts w:ascii="Symbol" w:hAnsi="Symbol" w:hint="default"/>
+      </w:rPr>
+    </w:lvl>
+    <w:lvl w:ilvl="7" w:tplc="04090003" w:tentative="1">
+      <w:start w:val="1"/>
+      <w:numFmt w:val="bullet"/>
+      <w:lvlText w:val="o"/>
+      <w:lvlJc w:val="left"/>
+      <w:pPr>
+        <w:ind w:left="6120" w:hanging="360"/>
+      </w:pPr>
+      <w:rPr>
+        <w:rFonts w:ascii="Courier New" w:hAnsi="Courier New" w:cs="Courier New" w:hint="default"/>
+      </w:rPr>
+    </w:lvl>
+    <w:lvl w:ilvl="8" w:tplc="04090005" w:tentative="1">
+      <w:start w:val="1"/>
+      <w:numFmt w:val="bullet"/>
+      <w:lvlText w:val=""/>
+      <w:lvlJc w:val="left"/>
+      <w:pPr>
+        <w:ind w:left="6840" w:hanging="360"/>
+      </w:pPr>
+      <w:rPr>
+        <w:rFonts w:ascii="Wingdings" w:hAnsi="Wingdings" w:hint="default"/>
+      </w:rPr>
+    </w:lvl>
+  </w:abstractNum>
+  <w:abstractNum w:abstractNumId="2" w15:restartNumberingAfterBreak="0">
     <w:nsid w:val="2A275470"/>
     <w:multiLevelType w:val="hybridMultilevel"/>
     <w:tmpl w:val="252EDAD8"/>
@@ -4263,6 +4372,625 @@
       <w:numFmt w:val="decimal"/>
       <w:lvlText w:val=""/>
       <w:lvlJc w:val="left"/>
+    </w:lvl>
+  </w:abstractNum>
+  <w:abstractNum w:abstractNumId="3" w15:restartNumberingAfterBreak="0">
+    <w:nsid w:val="3AEB7C1E"/>
+    <w:multiLevelType w:val="multilevel"/>
+    <w:tmpl w:val="BFDAC9EA"/>
+    <w:lvl w:ilvl="0">
+      <w:start w:val="3"/>
+      <w:numFmt w:val="decimal"/>
+      <w:lvlText w:val="%1"/>
+      <w:lvlJc w:val="left"/>
+      <w:pPr>
+        <w:ind w:left="360" w:hanging="360"/>
+      </w:pPr>
+      <w:rPr>
+        <w:rFonts w:hint="default"/>
+      </w:rPr>
+    </w:lvl>
+    <w:lvl w:ilvl="1">
+      <w:start w:val="1"/>
+      <w:numFmt w:val="decimal"/>
+      <w:lvlText w:val="%1.%2"/>
+      <w:lvlJc w:val="left"/>
+      <w:pPr>
+        <w:ind w:left="360" w:hanging="360"/>
+      </w:pPr>
+      <w:rPr>
+        <w:rFonts w:hint="default"/>
+      </w:rPr>
+    </w:lvl>
+    <w:lvl w:ilvl="2">
+      <w:start w:val="1"/>
+      <w:numFmt w:val="decimal"/>
+      <w:lvlText w:val="%1.%2.%3"/>
+      <w:lvlJc w:val="left"/>
+      <w:pPr>
+        <w:ind w:left="720" w:hanging="720"/>
+      </w:pPr>
+      <w:rPr>
+        <w:rFonts w:hint="default"/>
+      </w:rPr>
+    </w:lvl>
+    <w:lvl w:ilvl="3">
+      <w:start w:val="1"/>
+      <w:numFmt w:val="decimal"/>
+      <w:lvlText w:val="%1.%2.%3.%4"/>
+      <w:lvlJc w:val="left"/>
+      <w:pPr>
+        <w:ind w:left="720" w:hanging="720"/>
+      </w:pPr>
+      <w:rPr>
+        <w:rFonts w:hint="default"/>
+      </w:rPr>
+    </w:lvl>
+    <w:lvl w:ilvl="4">
+      <w:start w:val="1"/>
+      <w:numFmt w:val="decimal"/>
+      <w:lvlText w:val="%1.%2.%3.%4.%5"/>
+      <w:lvlJc w:val="left"/>
+      <w:pPr>
+        <w:ind w:left="1080" w:hanging="1080"/>
+      </w:pPr>
+      <w:rPr>
+        <w:rFonts w:hint="default"/>
+      </w:rPr>
+    </w:lvl>
+    <w:lvl w:ilvl="5">
+      <w:start w:val="1"/>
+      <w:numFmt w:val="decimal"/>
+      <w:lvlText w:val="%1.%2.%3.%4.%5.%6"/>
+      <w:lvlJc w:val="left"/>
+      <w:pPr>
+        <w:ind w:left="1080" w:hanging="1080"/>
+      </w:pPr>
+      <w:rPr>
+        <w:rFonts w:hint="default"/>
+      </w:rPr>
+    </w:lvl>
+    <w:lvl w:ilvl="6">
+      <w:start w:val="1"/>
+      <w:numFmt w:val="decimal"/>
+      <w:lvlText w:val="%1.%2.%3.%4.%5.%6.%7"/>
+      <w:lvlJc w:val="left"/>
+      <w:pPr>
+        <w:ind w:left="1440" w:hanging="1440"/>
+      </w:pPr>
+      <w:rPr>
+        <w:rFonts w:hint="default"/>
+      </w:rPr>
+    </w:lvl>
+    <w:lvl w:ilvl="7">
+      <w:start w:val="1"/>
+      <w:numFmt w:val="decimal"/>
+      <w:lvlText w:val="%1.%2.%3.%4.%5.%6.%7.%8"/>
+      <w:lvlJc w:val="left"/>
+      <w:pPr>
+        <w:ind w:left="1440" w:hanging="1440"/>
+      </w:pPr>
+      <w:rPr>
+        <w:rFonts w:hint="default"/>
+      </w:rPr>
+    </w:lvl>
+    <w:lvl w:ilvl="8">
+      <w:start w:val="1"/>
+      <w:numFmt w:val="decimal"/>
+      <w:lvlText w:val="%1.%2.%3.%4.%5.%6.%7.%8.%9"/>
+      <w:lvlJc w:val="left"/>
+      <w:pPr>
+        <w:ind w:left="1800" w:hanging="1800"/>
+      </w:pPr>
+      <w:rPr>
+        <w:rFonts w:hint="default"/>
+      </w:rPr>
+    </w:lvl>
+  </w:abstractNum>
+  <w:abstractNum w:abstractNumId="4" w15:restartNumberingAfterBreak="0">
+    <w:nsid w:val="3E8C34A7"/>
+    <w:multiLevelType w:val="hybridMultilevel"/>
+    <w:tmpl w:val="72CEA216"/>
+    <w:lvl w:ilvl="0" w:tplc="04090001">
+      <w:start w:val="1"/>
+      <w:numFmt w:val="bullet"/>
+      <w:lvlText w:val=""/>
+      <w:lvlJc w:val="left"/>
+      <w:pPr>
+        <w:ind w:left="1080" w:hanging="360"/>
+      </w:pPr>
+      <w:rPr>
+        <w:rFonts w:ascii="Symbol" w:hAnsi="Symbol" w:hint="default"/>
+      </w:rPr>
+    </w:lvl>
+    <w:lvl w:ilvl="1" w:tplc="04090003">
+      <w:start w:val="1"/>
+      <w:numFmt w:val="bullet"/>
+      <w:lvlText w:val="o"/>
+      <w:lvlJc w:val="left"/>
+      <w:pPr>
+        <w:ind w:left="1800" w:hanging="360"/>
+      </w:pPr>
+      <w:rPr>
+        <w:rFonts w:ascii="Courier New" w:hAnsi="Courier New" w:cs="Courier New" w:hint="default"/>
+      </w:rPr>
+    </w:lvl>
+    <w:lvl w:ilvl="2" w:tplc="04090005" w:tentative="1">
+      <w:start w:val="1"/>
+      <w:numFmt w:val="bullet"/>
+      <w:lvlText w:val=""/>
+      <w:lvlJc w:val="left"/>
+      <w:pPr>
+        <w:ind w:left="2520" w:hanging="360"/>
+      </w:pPr>
+      <w:rPr>
+        <w:rFonts w:ascii="Wingdings" w:hAnsi="Wingdings" w:hint="default"/>
+      </w:rPr>
+    </w:lvl>
+    <w:lvl w:ilvl="3" w:tplc="04090001" w:tentative="1">
+      <w:start w:val="1"/>
+      <w:numFmt w:val="bullet"/>
+      <w:lvlText w:val=""/>
+      <w:lvlJc w:val="left"/>
+      <w:pPr>
+        <w:ind w:left="3240" w:hanging="360"/>
+      </w:pPr>
+      <w:rPr>
+        <w:rFonts w:ascii="Symbol" w:hAnsi="Symbol" w:hint="default"/>
+      </w:rPr>
+    </w:lvl>
+    <w:lvl w:ilvl="4" w:tplc="04090003" w:tentative="1">
+      <w:start w:val="1"/>
+      <w:numFmt w:val="bullet"/>
+      <w:lvlText w:val="o"/>
+      <w:lvlJc w:val="left"/>
+      <w:pPr>
+        <w:ind w:left="3960" w:hanging="360"/>
+      </w:pPr>
+      <w:rPr>
+        <w:rFonts w:ascii="Courier New" w:hAnsi="Courier New" w:cs="Courier New" w:hint="default"/>
+      </w:rPr>
+    </w:lvl>
+    <w:lvl w:ilvl="5" w:tplc="04090005" w:tentative="1">
+      <w:start w:val="1"/>
+      <w:numFmt w:val="bullet"/>
+      <w:lvlText w:val=""/>
+      <w:lvlJc w:val="left"/>
+      <w:pPr>
+        <w:ind w:left="4680" w:hanging="360"/>
+      </w:pPr>
+      <w:rPr>
+        <w:rFonts w:ascii="Wingdings" w:hAnsi="Wingdings" w:hint="default"/>
+      </w:rPr>
+    </w:lvl>
+    <w:lvl w:ilvl="6" w:tplc="04090001" w:tentative="1">
+      <w:start w:val="1"/>
+      <w:numFmt w:val="bullet"/>
+      <w:lvlText w:val=""/>
+      <w:lvlJc w:val="left"/>
+      <w:pPr>
+        <w:ind w:left="5400" w:hanging="360"/>
+      </w:pPr>
+      <w:rPr>
+        <w:rFonts w:ascii="Symbol" w:hAnsi="Symbol" w:hint="default"/>
+      </w:rPr>
+    </w:lvl>
+    <w:lvl w:ilvl="7" w:tplc="04090003" w:tentative="1">
+      <w:start w:val="1"/>
+      <w:numFmt w:val="bullet"/>
+      <w:lvlText w:val="o"/>
+      <w:lvlJc w:val="left"/>
+      <w:pPr>
+        <w:ind w:left="6120" w:hanging="360"/>
+      </w:pPr>
+      <w:rPr>
+        <w:rFonts w:ascii="Courier New" w:hAnsi="Courier New" w:cs="Courier New" w:hint="default"/>
+      </w:rPr>
+    </w:lvl>
+    <w:lvl w:ilvl="8" w:tplc="04090005" w:tentative="1">
+      <w:start w:val="1"/>
+      <w:numFmt w:val="bullet"/>
+      <w:lvlText w:val=""/>
+      <w:lvlJc w:val="left"/>
+      <w:pPr>
+        <w:ind w:left="6840" w:hanging="360"/>
+      </w:pPr>
+      <w:rPr>
+        <w:rFonts w:ascii="Wingdings" w:hAnsi="Wingdings" w:hint="default"/>
+      </w:rPr>
+    </w:lvl>
+  </w:abstractNum>
+  <w:abstractNum w:abstractNumId="5" w15:restartNumberingAfterBreak="0">
+    <w:nsid w:val="515A2798"/>
+    <w:multiLevelType w:val="multilevel"/>
+    <w:tmpl w:val="37C86FD4"/>
+    <w:lvl w:ilvl="0">
+      <w:start w:val="3"/>
+      <w:numFmt w:val="decimal"/>
+      <w:lvlText w:val="%1"/>
+      <w:lvlJc w:val="left"/>
+      <w:pPr>
+        <w:ind w:left="360" w:hanging="360"/>
+      </w:pPr>
+      <w:rPr>
+        <w:rFonts w:hint="default"/>
+      </w:rPr>
+    </w:lvl>
+    <w:lvl w:ilvl="1">
+      <w:start w:val="1"/>
+      <w:numFmt w:val="decimal"/>
+      <w:lvlText w:val="%1.%2"/>
+      <w:lvlJc w:val="left"/>
+      <w:pPr>
+        <w:ind w:left="1080" w:hanging="720"/>
+      </w:pPr>
+      <w:rPr>
+        <w:rFonts w:hint="default"/>
+      </w:rPr>
+    </w:lvl>
+    <w:lvl w:ilvl="2">
+      <w:start w:val="1"/>
+      <w:numFmt w:val="decimal"/>
+      <w:lvlText w:val="%1.%2.%3"/>
+      <w:lvlJc w:val="left"/>
+      <w:pPr>
+        <w:ind w:left="1440" w:hanging="720"/>
+      </w:pPr>
+      <w:rPr>
+        <w:rFonts w:hint="default"/>
+      </w:rPr>
+    </w:lvl>
+    <w:lvl w:ilvl="3">
+      <w:start w:val="1"/>
+      <w:numFmt w:val="decimal"/>
+      <w:lvlText w:val="%1.%2.%3.%4"/>
+      <w:lvlJc w:val="left"/>
+      <w:pPr>
+        <w:ind w:left="2160" w:hanging="1080"/>
+      </w:pPr>
+      <w:rPr>
+        <w:rFonts w:hint="default"/>
+      </w:rPr>
+    </w:lvl>
+    <w:lvl w:ilvl="4">
+      <w:start w:val="1"/>
+      <w:numFmt w:val="decimal"/>
+      <w:lvlText w:val="%1.%2.%3.%4.%5"/>
+      <w:lvlJc w:val="left"/>
+      <w:pPr>
+        <w:ind w:left="2520" w:hanging="1080"/>
+      </w:pPr>
+      <w:rPr>
+        <w:rFonts w:hint="default"/>
+      </w:rPr>
+    </w:lvl>
+    <w:lvl w:ilvl="5">
+      <w:start w:val="1"/>
+      <w:numFmt w:val="decimal"/>
+      <w:lvlText w:val="%1.%2.%3.%4.%5.%6"/>
+      <w:lvlJc w:val="left"/>
+      <w:pPr>
+        <w:ind w:left="3240" w:hanging="1440"/>
+      </w:pPr>
+      <w:rPr>
+        <w:rFonts w:hint="default"/>
+      </w:rPr>
+    </w:lvl>
+    <w:lvl w:ilvl="6">
+      <w:start w:val="1"/>
+      <w:numFmt w:val="decimal"/>
+      <w:lvlText w:val="%1.%2.%3.%4.%5.%6.%7"/>
+      <w:lvlJc w:val="left"/>
+      <w:pPr>
+        <w:ind w:left="3960" w:hanging="1800"/>
+      </w:pPr>
+      <w:rPr>
+        <w:rFonts w:hint="default"/>
+      </w:rPr>
+    </w:lvl>
+    <w:lvl w:ilvl="7">
+      <w:start w:val="1"/>
+      <w:numFmt w:val="decimal"/>
+      <w:lvlText w:val="%1.%2.%3.%4.%5.%6.%7.%8"/>
+      <w:lvlJc w:val="left"/>
+      <w:pPr>
+        <w:ind w:left="4320" w:hanging="1800"/>
+      </w:pPr>
+      <w:rPr>
+        <w:rFonts w:hint="default"/>
+      </w:rPr>
+    </w:lvl>
+    <w:lvl w:ilvl="8">
+      <w:start w:val="1"/>
+      <w:numFmt w:val="decimal"/>
+      <w:lvlText w:val="%1.%2.%3.%4.%5.%6.%7.%8.%9"/>
+      <w:lvlJc w:val="left"/>
+      <w:pPr>
+        <w:ind w:left="5040" w:hanging="2160"/>
+      </w:pPr>
+      <w:rPr>
+        <w:rFonts w:hint="default"/>
+      </w:rPr>
+    </w:lvl>
+  </w:abstractNum>
+  <w:abstractNum w:abstractNumId="6" w15:restartNumberingAfterBreak="0">
+    <w:nsid w:val="63161904"/>
+    <w:multiLevelType w:val="hybridMultilevel"/>
+    <w:tmpl w:val="CFC6633E"/>
+    <w:lvl w:ilvl="0" w:tplc="04090001">
+      <w:start w:val="1"/>
+      <w:numFmt w:val="bullet"/>
+      <w:lvlText w:val=""/>
+      <w:lvlJc w:val="left"/>
+      <w:pPr>
+        <w:ind w:left="1080" w:hanging="360"/>
+      </w:pPr>
+      <w:rPr>
+        <w:rFonts w:ascii="Symbol" w:hAnsi="Symbol" w:hint="default"/>
+      </w:rPr>
+    </w:lvl>
+    <w:lvl w:ilvl="1" w:tplc="04090003" w:tentative="1">
+      <w:start w:val="1"/>
+      <w:numFmt w:val="bullet"/>
+      <w:lvlText w:val="o"/>
+      <w:lvlJc w:val="left"/>
+      <w:pPr>
+        <w:ind w:left="1800" w:hanging="360"/>
+      </w:pPr>
+      <w:rPr>
+        <w:rFonts w:ascii="Courier New" w:hAnsi="Courier New" w:cs="Courier New" w:hint="default"/>
+      </w:rPr>
+    </w:lvl>
+    <w:lvl w:ilvl="2" w:tplc="04090005" w:tentative="1">
+      <w:start w:val="1"/>
+      <w:numFmt w:val="bullet"/>
+      <w:lvlText w:val=""/>
+      <w:lvlJc w:val="left"/>
+      <w:pPr>
+        <w:ind w:left="2520" w:hanging="360"/>
+      </w:pPr>
+      <w:rPr>
+        <w:rFonts w:ascii="Wingdings" w:hAnsi="Wingdings" w:hint="default"/>
+      </w:rPr>
+    </w:lvl>
+    <w:lvl w:ilvl="3" w:tplc="04090001" w:tentative="1">
+      <w:start w:val="1"/>
+      <w:numFmt w:val="bullet"/>
+      <w:lvlText w:val=""/>
+      <w:lvlJc w:val="left"/>
+      <w:pPr>
+        <w:ind w:left="3240" w:hanging="360"/>
+      </w:pPr>
+      <w:rPr>
+        <w:rFonts w:ascii="Symbol" w:hAnsi="Symbol" w:hint="default"/>
+      </w:rPr>
+    </w:lvl>
+    <w:lvl w:ilvl="4" w:tplc="04090003" w:tentative="1">
+      <w:start w:val="1"/>
+      <w:numFmt w:val="bullet"/>
+      <w:lvlText w:val="o"/>
+      <w:lvlJc w:val="left"/>
+      <w:pPr>
+        <w:ind w:left="3960" w:hanging="360"/>
+      </w:pPr>
+      <w:rPr>
+        <w:rFonts w:ascii="Courier New" w:hAnsi="Courier New" w:cs="Courier New" w:hint="default"/>
+      </w:rPr>
+    </w:lvl>
+    <w:lvl w:ilvl="5" w:tplc="04090005" w:tentative="1">
+      <w:start w:val="1"/>
+      <w:numFmt w:val="bullet"/>
+      <w:lvlText w:val=""/>
+      <w:lvlJc w:val="left"/>
+      <w:pPr>
+        <w:ind w:left="4680" w:hanging="360"/>
+      </w:pPr>
+      <w:rPr>
+        <w:rFonts w:ascii="Wingdings" w:hAnsi="Wingdings" w:hint="default"/>
+      </w:rPr>
+    </w:lvl>
+    <w:lvl w:ilvl="6" w:tplc="04090001" w:tentative="1">
+      <w:start w:val="1"/>
+      <w:numFmt w:val="bullet"/>
+      <w:lvlText w:val=""/>
+      <w:lvlJc w:val="left"/>
+      <w:pPr>
+        <w:ind w:left="5400" w:hanging="360"/>
+      </w:pPr>
+      <w:rPr>
+        <w:rFonts w:ascii="Symbol" w:hAnsi="Symbol" w:hint="default"/>
+      </w:rPr>
+    </w:lvl>
+    <w:lvl w:ilvl="7" w:tplc="04090003" w:tentative="1">
+      <w:start w:val="1"/>
+      <w:numFmt w:val="bullet"/>
+      <w:lvlText w:val="o"/>
+      <w:lvlJc w:val="left"/>
+      <w:pPr>
+        <w:ind w:left="6120" w:hanging="360"/>
+      </w:pPr>
+      <w:rPr>
+        <w:rFonts w:ascii="Courier New" w:hAnsi="Courier New" w:cs="Courier New" w:hint="default"/>
+      </w:rPr>
+    </w:lvl>
+    <w:lvl w:ilvl="8" w:tplc="04090005" w:tentative="1">
+      <w:start w:val="1"/>
+      <w:numFmt w:val="bullet"/>
+      <w:lvlText w:val=""/>
+      <w:lvlJc w:val="left"/>
+      <w:pPr>
+        <w:ind w:left="6840" w:hanging="360"/>
+      </w:pPr>
+      <w:rPr>
+        <w:rFonts w:ascii="Wingdings" w:hAnsi="Wingdings" w:hint="default"/>
+      </w:rPr>
+    </w:lvl>
+  </w:abstractNum>
+  <w:abstractNum w:abstractNumId="7" w15:restartNumberingAfterBreak="0">
+    <w:nsid w:val="6EF02D07"/>
+    <w:multiLevelType w:val="hybridMultilevel"/>
+    <w:tmpl w:val="20583526"/>
+    <w:lvl w:ilvl="0" w:tplc="3EBAE0A6">
+      <w:start w:val="1"/>
+      <w:numFmt w:val="bullet"/>
+      <w:lvlText w:val="•"/>
+      <w:lvlJc w:val="left"/>
+      <w:pPr>
+        <w:ind w:left="720" w:hanging="360"/>
+      </w:pPr>
+    </w:lvl>
+    <w:lvl w:ilvl="1" w:tplc="CB4486F0">
+      <w:numFmt w:val="decimal"/>
+      <w:lvlText w:val=""/>
+      <w:lvlJc w:val="left"/>
+    </w:lvl>
+    <w:lvl w:ilvl="2" w:tplc="34D05C9E">
+      <w:numFmt w:val="decimal"/>
+      <w:lvlText w:val=""/>
+      <w:lvlJc w:val="left"/>
+    </w:lvl>
+    <w:lvl w:ilvl="3" w:tplc="7902E76E">
+      <w:numFmt w:val="decimal"/>
+      <w:lvlText w:val=""/>
+      <w:lvlJc w:val="left"/>
+    </w:lvl>
+    <w:lvl w:ilvl="4" w:tplc="FE0A4F36">
+      <w:numFmt w:val="decimal"/>
+      <w:lvlText w:val=""/>
+      <w:lvlJc w:val="left"/>
+    </w:lvl>
+    <w:lvl w:ilvl="5" w:tplc="53A07CAC">
+      <w:numFmt w:val="decimal"/>
+      <w:lvlText w:val=""/>
+      <w:lvlJc w:val="left"/>
+    </w:lvl>
+    <w:lvl w:ilvl="6" w:tplc="55ECD8C2">
+      <w:numFmt w:val="decimal"/>
+      <w:lvlText w:val=""/>
+      <w:lvlJc w:val="left"/>
+    </w:lvl>
+    <w:lvl w:ilvl="7" w:tplc="0C543FEA">
+      <w:numFmt w:val="decimal"/>
+      <w:lvlText w:val=""/>
+      <w:lvlJc w:val="left"/>
+    </w:lvl>
+    <w:lvl w:ilvl="8" w:tplc="6A6E6D6E">
+      <w:numFmt w:val="decimal"/>
+      <w:lvlText w:val=""/>
+      <w:lvlJc w:val="left"/>
+    </w:lvl>
+  </w:abstractNum>
+  <w:abstractNum w:abstractNumId="8" w15:restartNumberingAfterBreak="0">
+    <w:nsid w:val="712203F2"/>
+    <w:multiLevelType w:val="hybridMultilevel"/>
+    <w:tmpl w:val="1AE89C0C"/>
+    <w:lvl w:ilvl="0" w:tplc="04090001">
+      <w:start w:val="1"/>
+      <w:numFmt w:val="bullet"/>
+      <w:lvlText w:val=""/>
+      <w:lvlJc w:val="left"/>
+      <w:pPr>
+        <w:ind w:left="720" w:hanging="360"/>
+      </w:pPr>
+      <w:rPr>
+        <w:rFonts w:ascii="Symbol" w:hAnsi="Symbol" w:hint="default"/>
+      </w:rPr>
+    </w:lvl>
+    <w:lvl w:ilvl="1" w:tplc="04090003">
+      <w:start w:val="1"/>
+      <w:numFmt w:val="bullet"/>
+      <w:lvlText w:val="o"/>
+      <w:lvlJc w:val="left"/>
+      <w:pPr>
+        <w:ind w:left="1440" w:hanging="360"/>
+      </w:pPr>
+      <w:rPr>
+        <w:rFonts w:ascii="Courier New" w:hAnsi="Courier New" w:cs="Courier New" w:hint="default"/>
+      </w:rPr>
+    </w:lvl>
+    <w:lvl w:ilvl="2" w:tplc="04090005" w:tentative="1">
+      <w:start w:val="1"/>
+      <w:numFmt w:val="bullet"/>
+      <w:lvlText w:val=""/>
+      <w:lvlJc w:val="left"/>
+      <w:pPr>
+        <w:ind w:left="2160" w:hanging="360"/>
+      </w:pPr>
+      <w:rPr>
+        <w:rFonts w:ascii="Wingdings" w:hAnsi="Wingdings" w:hint="default"/>
+      </w:rPr>
+    </w:lvl>
+    <w:lvl w:ilvl="3" w:tplc="04090001" w:tentative="1">
+      <w:start w:val="1"/>
+      <w:numFmt w:val="bullet"/>
+      <w:lvlText w:val=""/>
+      <w:lvlJc w:val="left"/>
+      <w:pPr>
+        <w:ind w:left="2880" w:hanging="360"/>
+      </w:pPr>
+      <w:rPr>
+        <w:rFonts w:ascii="Symbol" w:hAnsi="Symbol" w:hint="default"/>
+      </w:rPr>
+    </w:lvl>
+    <w:lvl w:ilvl="4" w:tplc="04090003" w:tentative="1">
+      <w:start w:val="1"/>
+      <w:numFmt w:val="bullet"/>
+      <w:lvlText w:val="o"/>
+      <w:lvlJc w:val="left"/>
+      <w:pPr>
+        <w:ind w:left="3600" w:hanging="360"/>
+      </w:pPr>
+      <w:rPr>
+        <w:rFonts w:ascii="Courier New" w:hAnsi="Courier New" w:cs="Courier New" w:hint="default"/>
+      </w:rPr>
+    </w:lvl>
+    <w:lvl w:ilvl="5" w:tplc="04090005" w:tentative="1">
+      <w:start w:val="1"/>
+      <w:numFmt w:val="bullet"/>
+      <w:lvlText w:val=""/>
+      <w:lvlJc w:val="left"/>
+      <w:pPr>
+        <w:ind w:left="4320" w:hanging="360"/>
+      </w:pPr>
+      <w:rPr>
+        <w:rFonts w:ascii="Wingdings" w:hAnsi="Wingdings" w:hint="default"/>
+      </w:rPr>
+    </w:lvl>
+    <w:lvl w:ilvl="6" w:tplc="04090001" w:tentative="1">
+      <w:start w:val="1"/>
+      <w:numFmt w:val="bullet"/>
+      <w:lvlText w:val=""/>
+      <w:lvlJc w:val="left"/>
+      <w:pPr>
+        <w:ind w:left="5040" w:hanging="360"/>
+      </w:pPr>
+      <w:rPr>
+        <w:rFonts w:ascii="Symbol" w:hAnsi="Symbol" w:hint="default"/>
+      </w:rPr>
+    </w:lvl>
+    <w:lvl w:ilvl="7" w:tplc="04090003" w:tentative="1">
+      <w:start w:val="1"/>
+      <w:numFmt w:val="bullet"/>
+      <w:lvlText w:val="o"/>
+      <w:lvlJc w:val="left"/>
+      <w:pPr>
+        <w:ind w:left="5760" w:hanging="360"/>
+      </w:pPr>
+      <w:rPr>
+        <w:rFonts w:ascii="Courier New" w:hAnsi="Courier New" w:cs="Courier New" w:hint="default"/>
+      </w:rPr>
+    </w:lvl>
+    <w:lvl w:ilvl="8" w:tplc="04090005" w:tentative="1">
+      <w:start w:val="1"/>
+      <w:numFmt w:val="bullet"/>
+      <w:lvlText w:val=""/>
+      <w:lvlJc w:val="left"/>
+      <w:pPr>
+        <w:ind w:left="6480" w:hanging="360"/>
+      </w:pPr>
+      <w:rPr>
+        <w:rFonts w:ascii="Wingdings" w:hAnsi="Wingdings" w:hint="default"/>
+      </w:rPr>
     </w:lvl>
   </w:abstractNum>
   <w:num w:numId="1" w16cid:durableId="1978026867">
@@ -4272,10 +5000,34 @@
     </w:lvlOverride>
   </w:num>
   <w:num w:numId="2" w16cid:durableId="443501783">
-    <w:abstractNumId w:val="1"/>
+    <w:abstractNumId w:val="2"/>
     <w:lvlOverride w:ilvl="0">
       <w:startOverride w:val="1"/>
     </w:lvlOverride>
+  </w:num>
+  <w:num w:numId="3" w16cid:durableId="323095728">
+    <w:abstractNumId w:val="8"/>
+  </w:num>
+  <w:num w:numId="4" w16cid:durableId="235747880">
+    <w:abstractNumId w:val="6"/>
+  </w:num>
+  <w:num w:numId="5" w16cid:durableId="1004698162">
+    <w:abstractNumId w:val="7"/>
+    <w:lvlOverride w:ilvl="0">
+      <w:startOverride w:val="1"/>
+    </w:lvlOverride>
+  </w:num>
+  <w:num w:numId="6" w16cid:durableId="1368722038">
+    <w:abstractNumId w:val="3"/>
+  </w:num>
+  <w:num w:numId="7" w16cid:durableId="1305964362">
+    <w:abstractNumId w:val="5"/>
+  </w:num>
+  <w:num w:numId="8" w16cid:durableId="287010446">
+    <w:abstractNumId w:val="1"/>
+  </w:num>
+  <w:num w:numId="9" w16cid:durableId="1698041077">
+    <w:abstractNumId w:val="4"/>
   </w:num>
 </w:numbering>
 </file>
@@ -4928,6 +5680,22 @@
     <w:uiPriority w:val="99"/>
     <w:rsid w:val="00606B06"/>
   </w:style>
+  <w:style w:type="paragraph" w:styleId="NormalWeb">
+    <w:name w:val="Normal (Web)"/>
+    <w:basedOn w:val="Normal"/>
+    <w:uiPriority w:val="99"/>
+    <w:semiHidden/>
+    <w:unhideWhenUsed/>
+    <w:rsid w:val="00242291"/>
+    <w:pPr>
+      <w:spacing w:before="100" w:beforeAutospacing="1" w:after="100" w:afterAutospacing="1"/>
+    </w:pPr>
+    <w:rPr>
+      <w:rFonts w:ascii="Times New Roman" w:eastAsia="Times New Roman" w:hAnsi="Times New Roman" w:cs="Times New Roman"/>
+      <w:sz w:val="24"/>
+      <w:szCs w:val="24"/>
+    </w:rPr>
+  </w:style>
 </w:styles>
 </file>
 

--- a/API_Test_Plan_ContactList.docx
+++ b/API_Test_Plan_ContactList.docx
@@ -96,7 +96,7 @@
         <w:spacing w:after="120"/>
       </w:pPr>
       <w:r>
-        <w:t>This document outlines the API testing strategy for the Contact List Application. The application exposes a RESTful API that supports full lifecycle management of users and contacts. All testing will be performed manually using Postman, targeting the live hosted environment.</w:t>
+        <w:t>This document outlines the API testing strategy for the Contact List Application. The application exposes a RESTful API that supports full lifecycle management of users and contacts. All testing will be performed using Postman, targeting the live hosted environment.</w:t>
       </w:r>
     </w:p>
     <w:p>
@@ -202,10 +202,7 @@
         <w:pStyle w:val="Heading2"/>
       </w:pPr>
       <w:r>
-        <w:t xml:space="preserve">3.1 </w:t>
-      </w:r>
-      <w:r>
-        <w:t>In Scope</w:t>
+        <w:t>3.1 In Scope</w:t>
       </w:r>
     </w:p>
     <w:p>
@@ -265,10 +262,7 @@
         </w:numPr>
       </w:pPr>
       <w:r>
-        <w:t>Logout</w:t>
-      </w:r>
-      <w:r>
-        <w:t xml:space="preserve"> </w:t>
+        <w:t xml:space="preserve">Logout </w:t>
       </w:r>
     </w:p>
     <w:p>
@@ -376,13 +370,7 @@
         </w:numPr>
       </w:pPr>
       <w:r>
-        <w:t>Authentication</w:t>
-      </w:r>
-      <w:r>
-        <w:t>:</w:t>
-      </w:r>
-      <w:r>
-        <w:t xml:space="preserve"> Bearer token issuance, usage, and invalidation across all protected endpoints</w:t>
+        <w:t>Authentication: Bearer token issuance, usage, and invalidation across all protected endpoints</w:t>
       </w:r>
     </w:p>
     <w:p>
@@ -394,13 +382,7 @@
         </w:numPr>
       </w:pPr>
       <w:r>
-        <w:t>Error Handling</w:t>
-      </w:r>
-      <w:r>
-        <w:t xml:space="preserve">: </w:t>
-      </w:r>
-      <w:r>
-        <w:t>Invalid inputs, missing auth, wrong IDs, duplicate emails</w:t>
+        <w:t>Error Handling: Invalid inputs, missing auth, wrong IDs, duplicate emails</w:t>
       </w:r>
     </w:p>
     <w:p>
@@ -498,7 +480,13 @@
         <w:spacing w:after="120"/>
       </w:pPr>
       <w:r>
-        <w:t>All testing will be performed manually using Postman. Tests will be organized into a Postman Collection with folders per module. Environment variables will be used to manage the base URL and bearer token between requests.</w:t>
+        <w:t>All testing will be performed using Postman. Tests will be organized into a Postman Collection</w:t>
+      </w:r>
+      <w:r>
+        <w:t>, there will be two Collection, for the two modules, and inside them will be folders to manage the test cases</w:t>
+      </w:r>
+      <w:r>
+        <w:t>. Environment variables will be used to manage the base URL and bearer token between requests.</w:t>
       </w:r>
     </w:p>
     <w:p>
@@ -572,7 +560,13 @@
         </w:numPr>
       </w:pPr>
       <w:r>
-        <w:t>Base URL stored as environment variable: {{baseUrl}}</w:t>
+        <w:t>Base URL stored as environment variable: {{</w:t>
+      </w:r>
+      <w:r>
+        <w:t>base_url</w:t>
+      </w:r>
+      <w:r>
+        <w:t>}}</w:t>
       </w:r>
     </w:p>
     <w:p>
@@ -859,21 +853,26 @@
               <w:bottom w:val="single" w:sz="1" w:space="0" w:color="CCCCCC"/>
               <w:right w:val="single" w:sz="1" w:space="0" w:color="CCCCCC"/>
             </w:tcBorders>
-            <w:shd w:val="clear" w:color="auto" w:fill="FFFFFF"/>
-            <w:tcMar>
-              <w:top w:w="80" w:type="dxa"/>
-              <w:left w:w="120" w:type="dxa"/>
-              <w:bottom w:w="80" w:type="dxa"/>
-              <w:right w:w="120" w:type="dxa"/>
-            </w:tcMar>
-          </w:tcPr>
-          <w:p>
-            <w:r>
-              <w:rPr>
-                <w:sz w:val="20"/>
-                <w:szCs w:val="20"/>
-              </w:rPr>
-              <w:t>Postman Collection</w:t>
+            <w:tcMar>
+              <w:top w:w="80" w:type="dxa"/>
+              <w:left w:w="120" w:type="dxa"/>
+              <w:bottom w:w="80" w:type="dxa"/>
+              <w:right w:w="120" w:type="dxa"/>
+            </w:tcMar>
+          </w:tcPr>
+          <w:p>
+            <w:pPr>
+              <w:rPr>
+                <w:sz w:val="20"/>
+                <w:szCs w:val="20"/>
+              </w:rPr>
+            </w:pPr>
+            <w:r>
+              <w:rPr>
+                <w:sz w:val="20"/>
+                <w:szCs w:val="20"/>
+              </w:rPr>
+              <w:t>Test cases</w:t>
             </w:r>
           </w:p>
         </w:tc>
@@ -886,21 +885,26 @@
               <w:bottom w:val="single" w:sz="1" w:space="0" w:color="CCCCCC"/>
               <w:right w:val="single" w:sz="1" w:space="0" w:color="CCCCCC"/>
             </w:tcBorders>
-            <w:shd w:val="clear" w:color="auto" w:fill="FFFFFF"/>
-            <w:tcMar>
-              <w:top w:w="80" w:type="dxa"/>
-              <w:left w:w="120" w:type="dxa"/>
-              <w:bottom w:w="80" w:type="dxa"/>
-              <w:right w:w="120" w:type="dxa"/>
-            </w:tcMar>
-          </w:tcPr>
-          <w:p>
-            <w:r>
-              <w:rPr>
-                <w:sz w:val="20"/>
-                <w:szCs w:val="20"/>
-              </w:rPr>
-              <w:t>Organized collection of all API requests with environment variables</w:t>
+            <w:tcMar>
+              <w:top w:w="80" w:type="dxa"/>
+              <w:left w:w="120" w:type="dxa"/>
+              <w:bottom w:w="80" w:type="dxa"/>
+              <w:right w:w="120" w:type="dxa"/>
+            </w:tcMar>
+          </w:tcPr>
+          <w:p>
+            <w:pPr>
+              <w:rPr>
+                <w:sz w:val="20"/>
+                <w:szCs w:val="20"/>
+              </w:rPr>
+            </w:pPr>
+            <w:r>
+              <w:rPr>
+                <w:sz w:val="20"/>
+                <w:szCs w:val="20"/>
+              </w:rPr>
+              <w:t>Detailed steps, input data, and expected outcomes for verifying specific scenarios</w:t>
             </w:r>
           </w:p>
         </w:tc>
@@ -924,6 +928,81 @@
             </w:tcMar>
           </w:tcPr>
           <w:p>
+            <w:pPr>
+              <w:rPr>
+                <w:sz w:val="20"/>
+                <w:szCs w:val="20"/>
+              </w:rPr>
+            </w:pPr>
+            <w:bookmarkStart w:id="0" w:name="_Hlk227329715"/>
+            <w:r>
+              <w:rPr>
+                <w:sz w:val="20"/>
+                <w:szCs w:val="20"/>
+              </w:rPr>
+              <w:t>Postman Collection</w:t>
+            </w:r>
+          </w:p>
+        </w:tc>
+        <w:tc>
+          <w:tcPr>
+            <w:tcW w:w="6360" w:type="dxa"/>
+            <w:tcBorders>
+              <w:top w:val="single" w:sz="1" w:space="0" w:color="CCCCCC"/>
+              <w:left w:val="single" w:sz="1" w:space="0" w:color="CCCCCC"/>
+              <w:bottom w:val="single" w:sz="1" w:space="0" w:color="CCCCCC"/>
+              <w:right w:val="single" w:sz="1" w:space="0" w:color="CCCCCC"/>
+            </w:tcBorders>
+            <w:shd w:val="clear" w:color="auto" w:fill="F5F8FC"/>
+            <w:tcMar>
+              <w:top w:w="80" w:type="dxa"/>
+              <w:left w:w="120" w:type="dxa"/>
+              <w:bottom w:w="80" w:type="dxa"/>
+              <w:right w:w="120" w:type="dxa"/>
+            </w:tcMar>
+          </w:tcPr>
+          <w:p>
+            <w:pPr>
+              <w:rPr>
+                <w:sz w:val="20"/>
+                <w:szCs w:val="20"/>
+              </w:rPr>
+            </w:pPr>
+            <w:r>
+              <w:rPr>
+                <w:sz w:val="20"/>
+                <w:szCs w:val="20"/>
+              </w:rPr>
+              <w:t>Organized collection of all API requests with environment variables</w:t>
+            </w:r>
+          </w:p>
+        </w:tc>
+      </w:tr>
+      <w:bookmarkEnd w:id="0"/>
+      <w:tr>
+        <w:tc>
+          <w:tcPr>
+            <w:tcW w:w="3000" w:type="dxa"/>
+            <w:tcBorders>
+              <w:top w:val="single" w:sz="1" w:space="0" w:color="CCCCCC"/>
+              <w:left w:val="single" w:sz="1" w:space="0" w:color="CCCCCC"/>
+              <w:bottom w:val="single" w:sz="1" w:space="0" w:color="CCCCCC"/>
+              <w:right w:val="single" w:sz="1" w:space="0" w:color="CCCCCC"/>
+            </w:tcBorders>
+            <w:tcMar>
+              <w:top w:w="80" w:type="dxa"/>
+              <w:left w:w="120" w:type="dxa"/>
+              <w:bottom w:w="80" w:type="dxa"/>
+              <w:right w:w="120" w:type="dxa"/>
+            </w:tcMar>
+          </w:tcPr>
+          <w:p>
+            <w:pPr>
+              <w:rPr>
+                <w:sz w:val="20"/>
+                <w:szCs w:val="20"/>
+              </w:rPr>
+            </w:pPr>
             <w:r>
               <w:rPr>
                 <w:sz w:val="20"/>
@@ -942,15 +1021,20 @@
               <w:bottom w:val="single" w:sz="1" w:space="0" w:color="CCCCCC"/>
               <w:right w:val="single" w:sz="1" w:space="0" w:color="CCCCCC"/>
             </w:tcBorders>
-            <w:shd w:val="clear" w:color="auto" w:fill="F5F8FC"/>
-            <w:tcMar>
-              <w:top w:w="80" w:type="dxa"/>
-              <w:left w:w="120" w:type="dxa"/>
-              <w:bottom w:w="80" w:type="dxa"/>
-              <w:right w:w="120" w:type="dxa"/>
-            </w:tcMar>
-          </w:tcPr>
-          <w:p>
+            <w:tcMar>
+              <w:top w:w="80" w:type="dxa"/>
+              <w:left w:w="120" w:type="dxa"/>
+              <w:bottom w:w="80" w:type="dxa"/>
+              <w:right w:w="120" w:type="dxa"/>
+            </w:tcMar>
+          </w:tcPr>
+          <w:p>
+            <w:pPr>
+              <w:rPr>
+                <w:sz w:val="20"/>
+                <w:szCs w:val="20"/>
+              </w:rPr>
+            </w:pPr>
             <w:r>
               <w:rPr>
                 <w:sz w:val="20"/>
@@ -971,15 +1055,21 @@
               <w:bottom w:val="single" w:sz="1" w:space="0" w:color="CCCCCC"/>
               <w:right w:val="single" w:sz="1" w:space="0" w:color="CCCCCC"/>
             </w:tcBorders>
-            <w:shd w:val="clear" w:color="auto" w:fill="FFFFFF"/>
-            <w:tcMar>
-              <w:top w:w="80" w:type="dxa"/>
-              <w:left w:w="120" w:type="dxa"/>
-              <w:bottom w:w="80" w:type="dxa"/>
-              <w:right w:w="120" w:type="dxa"/>
-            </w:tcMar>
-          </w:tcPr>
-          <w:p>
+            <w:shd w:val="clear" w:color="auto" w:fill="F5F8FC"/>
+            <w:tcMar>
+              <w:top w:w="80" w:type="dxa"/>
+              <w:left w:w="120" w:type="dxa"/>
+              <w:bottom w:w="80" w:type="dxa"/>
+              <w:right w:w="120" w:type="dxa"/>
+            </w:tcMar>
+          </w:tcPr>
+          <w:p>
+            <w:pPr>
+              <w:rPr>
+                <w:sz w:val="20"/>
+                <w:szCs w:val="20"/>
+              </w:rPr>
+            </w:pPr>
             <w:r>
               <w:rPr>
                 <w:sz w:val="20"/>
@@ -998,15 +1088,21 @@
               <w:bottom w:val="single" w:sz="1" w:space="0" w:color="CCCCCC"/>
               <w:right w:val="single" w:sz="1" w:space="0" w:color="CCCCCC"/>
             </w:tcBorders>
-            <w:shd w:val="clear" w:color="auto" w:fill="FFFFFF"/>
-            <w:tcMar>
-              <w:top w:w="80" w:type="dxa"/>
-              <w:left w:w="120" w:type="dxa"/>
-              <w:bottom w:w="80" w:type="dxa"/>
-              <w:right w:w="120" w:type="dxa"/>
-            </w:tcMar>
-          </w:tcPr>
-          <w:p>
+            <w:shd w:val="clear" w:color="auto" w:fill="F5F8FC"/>
+            <w:tcMar>
+              <w:top w:w="80" w:type="dxa"/>
+              <w:left w:w="120" w:type="dxa"/>
+              <w:bottom w:w="80" w:type="dxa"/>
+              <w:right w:w="120" w:type="dxa"/>
+            </w:tcMar>
+          </w:tcPr>
+          <w:p>
+            <w:pPr>
+              <w:rPr>
+                <w:sz w:val="20"/>
+                <w:szCs w:val="20"/>
+              </w:rPr>
+            </w:pPr>
             <w:r>
               <w:rPr>
                 <w:sz w:val="20"/>
@@ -1024,12 +1120,6 @@
       </w:pPr>
     </w:p>
     <w:p>
-      <w:pPr>
-        <w:pStyle w:val="Heading1"/>
-        <w:pBdr>
-          <w:bottom w:val="none" w:sz="0" w:space="0" w:color="auto"/>
-        </w:pBdr>
-      </w:pPr>
       <w:r>
         <w:t>6. Schedule</w:t>
       </w:r>
@@ -1708,7 +1798,7 @@
             </w:tcMar>
           </w:tcPr>
           <w:p>
-            <w:bookmarkStart w:id="0" w:name="_Hlk227091869"/>
+            <w:bookmarkStart w:id="1" w:name="_Hlk227091869"/>
             <w:r>
               <w:rPr>
                 <w:sz w:val="20"/>
@@ -1800,7 +1890,7 @@
           </w:p>
         </w:tc>
       </w:tr>
-      <w:bookmarkEnd w:id="0"/>
+      <w:bookmarkEnd w:id="1"/>
       <w:tr>
         <w:tc>
           <w:tcPr>
@@ -2222,7 +2312,7 @@
                 <w:szCs w:val="20"/>
               </w:rPr>
             </w:pPr>
-            <w:bookmarkStart w:id="1" w:name="_Hlk227092717"/>
+            <w:bookmarkStart w:id="2" w:name="_Hlk227092717"/>
             <w:r>
               <w:rPr>
                 <w:sz w:val="20"/>
@@ -2317,7 +2407,7 @@
           </w:p>
         </w:tc>
       </w:tr>
-      <w:bookmarkEnd w:id="1"/>
+      <w:bookmarkEnd w:id="2"/>
       <w:tr>
         <w:trPr>
           <w:trHeight w:val="679"/>
@@ -5426,6 +5516,7 @@
   <w:style w:type="paragraph" w:default="1" w:styleId="Normal">
     <w:name w:val="Normal"/>
     <w:qFormat/>
+    <w:rsid w:val="003C3153"/>
   </w:style>
   <w:style w:type="paragraph" w:styleId="Heading1">
     <w:name w:val="heading 1"/>
@@ -5522,7 +5613,6 @@
   <w:style w:type="character" w:default="1" w:styleId="DefaultParagraphFont">
     <w:name w:val="Default Paragraph Font"/>
     <w:uiPriority w:val="1"/>
-    <w:semiHidden/>
     <w:unhideWhenUsed/>
   </w:style>
   <w:style w:type="table" w:default="1" w:styleId="TableNormal">
@@ -5694,6 +5784,17 @@
       <w:rFonts w:ascii="Times New Roman" w:eastAsia="Times New Roman" w:hAnsi="Times New Roman" w:cs="Times New Roman"/>
       <w:sz w:val="24"/>
       <w:szCs w:val="24"/>
+    </w:rPr>
+  </w:style>
+  <w:style w:type="character" w:styleId="Strong">
+    <w:name w:val="Strong"/>
+    <w:basedOn w:val="DefaultParagraphFont"/>
+    <w:uiPriority w:val="22"/>
+    <w:qFormat/>
+    <w:rsid w:val="003C3153"/>
+    <w:rPr>
+      <w:b/>
+      <w:bCs/>
     </w:rPr>
   </w:style>
 </w:styles>
